--- a/docs/BRD.docx
+++ b/docs/BRD.docx
@@ -3582,6 +3582,51 @@
       </w:pPr>
       <w:r>
         <w:t xml:space="preserve">Goal: scale the platform to support a small team of advisors and increase per-trip efficiency.</w:t>
+      </w:r>
+    </w:p>
+    <w:p>
+      <w:pPr>
+        <w:pStyle w:val="BodyText"/>
+      </w:pPr>
+      <w:r>
+        <w:rPr>
+          <w:b/>
+          <w:bCs/>
+        </w:rPr>
+        <w:t xml:space="preserve">Group Trip Coordination comes first.</w:t>
+      </w:r>
+      <w:r>
+        <w:t xml:space="preserve"> </w:t>
+      </w:r>
+      <w:r>
+        <w:t xml:space="preserve">Gyasi scheduled it as the first feature to build after the P1 release (2026-10-14), ahead of the rest of Phase 3. The design has since grown past the one-line summary above: agent-created groups, an unlisted public sign-up page, group leaders who see only non-private details, and a waitlist with time-limited offers. The full spec is</w:t>
+      </w:r>
+      <w:r>
+        <w:t xml:space="preserve"> </w:t>
+      </w:r>
+      <w:r>
+        <w:rPr>
+          <w:rStyle w:val="VerbatimChar"/>
+        </w:rPr>
+        <w:t xml:space="preserve">docs/Data-Model.md</w:t>
+      </w:r>
+      <w:r>
+        <w:t xml:space="preserve"> </w:t>
+      </w:r>
+      <w:r>
+        <w:t xml:space="preserve">§16, and the 33 settled rulings are in</w:t>
+      </w:r>
+      <w:r>
+        <w:t xml:space="preserve"> </w:t>
+      </w:r>
+      <w:r>
+        <w:rPr>
+          <w:rStyle w:val="VerbatimChar"/>
+        </w:rPr>
+        <w:t xml:space="preserve">design/briefs/group-trips.md</w:t>
+      </w:r>
+      <w:r>
+        <w:t xml:space="preserve">.</w:t>
       </w:r>
     </w:p>
     <w:bookmarkEnd w:id="65"/>

--- a/docs/BRD.docx
+++ b/docs/BRD.docx
@@ -661,7 +661,7 @@
         <w:pStyle w:val="FirstParagraph"/>
       </w:pPr>
       <w:r>
-        <w:t xml:space="preserve">Direct payment processing where the client is charged by Story-Tail Adventures (we are an advisor — suppliers charge clients; we only hold card auth to pay suppliers. Since 2026-10-16 we hold no card auth either: clients pay suppliers through pay links, see §10). Replacing Inteletravel’s role as host agency or booking-of-record. Replacing the public marketing site at adventures.story-tail.com (initially the platform lives at an app subdomain like app.story-tail.com; consolidation can come later). A full agent-to-agent collaboration suite (this is built for a small team to start). Direct integration with every cruise line or tour operator (we’ll integrate with aggregators).</w:t>
+        <w:t xml:space="preserve">Direct payment processing where the client is charged by Story-Tail Adventures (we are an advisor — suppliers charge clients; we only hold card auth to pay suppliers. Since 2026-10-16 we hold no card auth either: clients pay suppliers through pay links, see §10). Replacing Inteletravel’s role as host agency or booking-of-record. Replacing the public marketing site at adventures.story-tail.com (the platform lives at its own address, https://storytailadventures.vercel.app; consolidation can come later). A full agent-to-agent collaboration suite (this is built for a small team to start). Direct integration with every cruise line or tour operator (we’ll integrate with aggregators).</w:t>
       </w:r>
     </w:p>
     <w:bookmarkEnd w:id="17"/>
